--- a/testakten/sozialrecht-orphan-drug-krebsmedikament-muenster/08_gerichtliche_beweisfragen.docx
+++ b/testakten/sozialrecht-orphan-drug-krebsmedikament-muenster/08_gerichtliche_beweisfragen.docx
@@ -3,22 +3,52 @@
 <w:document xmlns:wpc="http://schemas.microsoft.com/office/word/2010/wordprocessingCanvas" xmlns:mo="http://schemas.microsoft.com/office/mac/office/2008/main" xmlns:mc="http://schemas.openxmlformats.org/markup-compatibility/2006" xmlns:mv="urn:schemas-microsoft-com:mac:vml" xmlns:o="urn:schemas-microsoft-com:office:office" xmlns:r="http://schemas.openxmlformats.org/officeDocument/2006/relationships" xmlns:m="http://schemas.openxmlformats.org/officeDocument/2006/math" xmlns:v="urn:schemas-microsoft-com:vml" xmlns:wp14="http://schemas.microsoft.com/office/word/2010/wordprocessingDrawing" xmlns:wp="http://schemas.openxmlformats.org/drawingml/2006/wordprocessingDrawing" xmlns:w10="urn:schemas-microsoft-com:office:word" xmlns:w="http://schemas.openxmlformats.org/wordprocessingml/2006/main" xmlns:w14="http://schemas.microsoft.com/office/word/2010/wordml" xmlns:wpg="http://schemas.microsoft.com/office/word/2010/wordprocessingGroup" xmlns:wpi="http://schemas.microsoft.com/office/word/2010/wordprocessingInk" xmlns:wne="http://schemas.microsoft.com/office/word/2006/wordml" xmlns:wps="http://schemas.microsoft.com/office/word/2010/wordprocessingShape" mc:Ignorable="w14 wp14">
   <w:body>
     <w:p>
+      <w:r>
+        <w:rPr>
+          <w:b/>
+          <w:color w:val="1F3C54"/>
+          <w:sz w:val="25"/>
+        </w:rPr>
+        <w:t>Möllenkamp &amp; Feldhaus Rechtsanwälte</w:t>
+      </w:r>
+    </w:p>
+    <w:p>
+      <w:pPr>
+        <w:spacing w:after="160"/>
+      </w:pPr>
+      <w:r>
+        <w:t>Windthorststraße 16, 48143 Münster · Rechtsanwalt Dr. Jonas Möllenkamp</w:t>
+      </w:r>
+    </w:p>
+    <w:p>
+      <w:r>
+        <w:rPr>
+          <w:color w:val="555555"/>
+          <w:sz w:val="18"/>
+        </w:rPr>
+        <w:t>Unser Zeichen: 2026-233-LÜ/mö · Stand: 30. Juni 2026</w:t>
+      </w:r>
+    </w:p>
+    <w:p/>
+    <w:p>
       <w:pPr>
         <w:pStyle w:val="Heading1"/>
       </w:pPr>
       <w:r>
-        <w:rPr>
-          <w:rFonts w:ascii="Times New Roman" w:hAnsi="Times New Roman"/>
-        </w:rPr>
-        <w:t>Gerichtliche Beweisfragen und Vergleichsfenster</w:t>
+        <w:t>Beweisfragen und Vergleichsfenster im Eilverfahren</w:t>
       </w:r>
     </w:p>
     <w:p>
-      <w:pPr>
-        <w:jc w:val="left"/>
-      </w:pPr>
       <w:r>
-        <w:t>Arbeitspapier der Kanzlei, Az. 2026-233-LÜ/mö, Stand 30.06.2026: Antizipation des zu erwartenden gerichtlichen Vorgehens im Eilverfahren, zur Vorbereitung der Klinik-Stellungnahme und einer Vergleichslinie.</w:t>
+        <w:rPr>
+          <w:b/>
+        </w:rPr>
+        <w:t>Betreff: Gregor Lütke ./. Vitalis BKK wegen Kostenübernahme Telvuranib-L.</w:t>
+      </w:r>
+    </w:p>
+    <w:p>
+      <w:r>
+        <w:t>Dieses Arbeitspapier dient der Vorbereitung eines sozialgerichtlichen Eilverfahrens. Es ordnet die Fragen so, dass Klinik, Kasse und Gericht nicht aneinander vorbeiprüfen.</w:t>
       </w:r>
     </w:p>
     <w:p>
@@ -26,18 +56,12 @@
         <w:pStyle w:val="Heading2"/>
       </w:pPr>
       <w:r>
-        <w:rPr>
-          <w:rFonts w:ascii="Times New Roman" w:hAnsi="Times New Roman"/>
-        </w:rPr>
-        <w:t>Zu erwartender richterlicher Hinweis</w:t>
+        <w:t>Medizinische Beweisfragen</w:t>
       </w:r>
     </w:p>
     <w:p>
-      <w:pPr>
-        <w:jc w:val="left"/>
-      </w:pPr>
       <w:r>
-        <w:t>Das Gericht beabsichtigt, kurzfristig eine ergänzende Stellungnahme der Universitätsklinik Münster einzuholen. Die Beteiligten werden darauf hingewiesen, dass im Verfahren des einstweiligen Rechtsschutzes nicht die vollständige Hauptsache vorweggenommen werden soll, jedoch der drohende Verlust einer realistischen Behandlungschance zu berücksichtigen sein kann.</w:t>
+        <w:t>Erstens ist zu klären, ob die Standardtherapien tatsächlich ausgeschöpft oder kontraindiziert sind. Zweitens ist zu beantworten, ob für Telvuranib-L im konkreten molekularen Profil eine nicht ganz fernliegende Aussicht auf spürbaren Nutzen besteht. Drittens muss die zeitliche Dringlichkeit aus Progress, Allgemeinzustand und Behandlungsfenster hergeleitet werden.</w:t>
       </w:r>
     </w:p>
     <w:p>
@@ -45,50 +69,12 @@
         <w:pStyle w:val="Heading2"/>
       </w:pPr>
       <w:r>
-        <w:rPr>
-          <w:rFonts w:ascii="Times New Roman" w:hAnsi="Times New Roman"/>
-        </w:rPr>
-        <w:t>Beweisfragen an die Klinik</w:t>
+        <w:t>Rechtliche Beweisfragen</w:t>
       </w:r>
     </w:p>
     <w:p>
-      <w:pPr>
-        <w:pStyle w:val="ListNumber"/>
-      </w:pPr>
       <w:r>
-        <w:t>Welche Standardtherapien sind beim Antragsteller ausgeschöpft und aus welchem Grund?</w:t>
-      </w:r>
-    </w:p>
-    <w:p>
-      <w:pPr>
-        <w:pStyle w:val="ListNumber"/>
-      </w:pPr>
-      <w:r>
-        <w:t>Welche konkrete Zielstruktur begründet die Auswahl von Lunazimerab?</w:t>
-      </w:r>
-    </w:p>
-    <w:p>
-      <w:pPr>
-        <w:pStyle w:val="ListNumber"/>
-      </w:pPr>
-      <w:r>
-        <w:t>Welche Daten tragen die Erwartung einer klinisch relevanten Krankheitskontrolle?</w:t>
-      </w:r>
-    </w:p>
-    <w:p>
-      <w:pPr>
-        <w:pStyle w:val="ListNumber"/>
-      </w:pPr>
-      <w:r>
-        <w:t>Welche Folgen hat eine Verzögerung des Therapiebeginns um vier, acht oder zwölf Wochen?</w:t>
-      </w:r>
-    </w:p>
-    <w:p>
-      <w:pPr>
-        <w:pStyle w:val="ListNumber"/>
-      </w:pPr>
-      <w:r>
-        <w:t>Welche objektiven Abbruchkriterien können nach der ersten oder zweiten Dosis festgelegt werden?</w:t>
+        <w:t>Das Gericht wird voraussichtlich nach Schwere der Erkrankung, Alternativlosigkeit, Datenlage, Risikoabwägung und Folgenabwägung fragen. Die Antragsbegründung sollte deshalb nicht nur Kosten und Wunschtherapie betonen, sondern den konkreten medizinischen Entscheidungspfad des Tumorboards nachvollziehbar machen.</w:t>
       </w:r>
     </w:p>
     <w:p>
@@ -96,28 +82,42 @@
         <w:pStyle w:val="Heading2"/>
       </w:pPr>
       <w:r>
-        <w:rPr>
-          <w:rFonts w:ascii="Times New Roman" w:hAnsi="Times New Roman"/>
-        </w:rPr>
         <w:t>Vergleichsfenster</w:t>
       </w:r>
     </w:p>
     <w:p>
-      <w:pPr>
-        <w:jc w:val="left"/>
-      </w:pPr>
       <w:r>
-        <w:t>Eine Vergleichslösung könnte eine erste Dosis mit engmaschigem Monitoring und erneuter Entscheidung über Dosis zwei und drei vorsehen. Die Kasse würde damit keine unbefristete Kostenzusage erteilen, der Versicherte verlöre aber nicht das aktuelle Behandlungsfenster. Streitpunkt bleibt, ob eine solche Aufteilung medizinisch sinnvoll und rechtlich zulässig ist.</w:t>
+        <w:t>Denkbar ist eine Kostenübernahme für zwei Zyklen mit vorher festgelegten Abbruchkriterien, Verlaufsbildgebung und erneuter Entscheidung nach Tumorboard. Diese Linie erhält der Kasse Kontrolle, verhindert aber den irreversiblen Verlust des Behandlungsfensters.</w:t>
       </w:r>
     </w:p>
     <w:sectPr>
-      <w:pgSz w:w="11906" w:h="16838"/>
-      <w:pgMar w:top="1417" w:right="1417" w:bottom="1417" w:left="1417" w:header="720" w:footer="720" w:gutter="0"/>
+      <w:footerReference w:type="default" r:id="rId9"/>
+      <w:pgSz w:w="12240" w:h="15840"/>
+      <w:pgMar w:top="1134" w:right="1247" w:bottom="1020" w:left="1247" w:header="720" w:footer="720" w:gutter="0"/>
       <w:cols w:space="720"/>
       <w:docGrid w:linePitch="360"/>
     </w:sectPr>
   </w:body>
 </w:document>
+</file>
+
+<file path=word/footer1.xml><?xml version="1.0" encoding="utf-8"?>
+<w:ftr xmlns:m="http://schemas.openxmlformats.org/officeDocument/2006/math" xmlns:mc="http://schemas.openxmlformats.org/markup-compatibility/2006" xmlns:mo="http://schemas.microsoft.com/office/mac/office/2008/main" xmlns:mv="urn:schemas-microsoft-com:mac:vml" xmlns:o="urn:schemas-microsoft-com:office:office" xmlns:r="http://schemas.openxmlformats.org/officeDocument/2006/relationships" xmlns:v="urn:schemas-microsoft-com:vml" xmlns:w10="urn:schemas-microsoft-com:office:word" xmlns:w14="http://schemas.microsoft.com/office/word/2010/wordml" xmlns:w="http://schemas.openxmlformats.org/wordprocessingml/2006/main" xmlns:wne="http://schemas.microsoft.com/office/word/2006/wordml" xmlns:wp14="http://schemas.microsoft.com/office/word/2010/wordprocessingDrawing" xmlns:wp="http://schemas.openxmlformats.org/drawingml/2006/wordprocessingDrawing" xmlns:wpc="http://schemas.microsoft.com/office/word/2010/wordprocessingCanvas" xmlns:wpg="http://schemas.microsoft.com/office/word/2010/wordprocessingGroup" xmlns:wpi="http://schemas.microsoft.com/office/word/2010/wordprocessingInk" xmlns:wps="http://schemas.microsoft.com/office/word/2010/wordprocessingShape" mc:Ignorable="w14 wp14">
+  <w:p>
+    <w:pPr>
+      <w:pStyle w:val="Footer"/>
+      <w:jc w:val="center"/>
+    </w:pPr>
+    <w:r>
+      <w:rPr>
+        <w:rFonts w:ascii="Arial" w:hAnsi="Arial"/>
+        <w:color w:val="646464"/>
+        <w:sz w:val="16"/>
+      </w:rPr>
+      <w:t>Eilverfahrensnotiz Lütke ./. Vitalis BKK</w:t>
+    </w:r>
+  </w:p>
+</w:ftr>
 </file>
 
 <file path=word/numbering.xml><?xml version="1.0" encoding="utf-8"?>
@@ -483,9 +483,12 @@
     <w:name w:val="Normal"/>
     <w:qFormat/>
     <w:rsid w:val="00FC693F"/>
+    <w:pPr>
+      <w:spacing w:after="100" w:line="259" w:lineRule="auto"/>
+    </w:pPr>
     <w:rPr>
-      <w:rFonts w:ascii="Times New Roman" w:hAnsi="Times New Roman"/>
-      <w:sz w:val="22"/>
+      <w:rFonts w:ascii="Arial" w:hAnsi="Arial" w:eastAsia="Arial"/>
+      <w:sz w:val="21"/>
     </w:rPr>
   </w:style>
   <w:style w:type="paragraph" w:styleId="Header">
@@ -547,10 +550,11 @@
       <w:outlineLvl w:val="0"/>
     </w:pPr>
     <w:rPr>
-      <w:rFonts w:asciiTheme="majorHAnsi" w:eastAsiaTheme="majorEastAsia" w:hAnsiTheme="majorHAnsi" w:cstheme="majorBidi" w:ascii="Times New Roman" w:hAnsi="Times New Roman"/>
+      <w:rFonts w:asciiTheme="majorHAnsi" w:eastAsiaTheme="majorEastAsia" w:hAnsiTheme="majorHAnsi" w:cstheme="majorBidi" w:ascii="Arial" w:hAnsi="Arial" w:eastAsia="Arial"/>
       <w:b/>
       <w:bCs/>
-      <w:sz w:val="28"/>
+      <w:color w:val="1F3C54"/>
+      <w:sz w:val="30"/>
       <w:szCs w:val="28"/>
     </w:rPr>
   </w:style>
@@ -570,9 +574,10 @@
       <w:outlineLvl w:val="1"/>
     </w:pPr>
     <w:rPr>
-      <w:rFonts w:asciiTheme="majorHAnsi" w:eastAsiaTheme="majorEastAsia" w:hAnsiTheme="majorHAnsi" w:cstheme="majorBidi" w:ascii="Times New Roman" w:hAnsi="Times New Roman"/>
+      <w:rFonts w:asciiTheme="majorHAnsi" w:eastAsiaTheme="majorEastAsia" w:hAnsiTheme="majorHAnsi" w:cstheme="majorBidi" w:ascii="Arial" w:hAnsi="Arial" w:eastAsia="Arial"/>
       <w:b/>
       <w:bCs/>
+      <w:color w:val="1F3C54"/>
       <w:sz w:val="24"/>
       <w:szCs w:val="26"/>
     </w:rPr>
@@ -593,10 +598,10 @@
       <w:outlineLvl w:val="2"/>
     </w:pPr>
     <w:rPr>
-      <w:rFonts w:asciiTheme="majorHAnsi" w:eastAsiaTheme="majorEastAsia" w:hAnsiTheme="majorHAnsi" w:cstheme="majorBidi" w:ascii="Times New Roman" w:hAnsi="Times New Roman"/>
+      <w:rFonts w:asciiTheme="majorHAnsi" w:eastAsiaTheme="majorEastAsia" w:hAnsiTheme="majorHAnsi" w:cstheme="majorBidi"/>
       <w:b/>
       <w:bCs/>
-      <w:sz w:val="22"/>
+      <w:color w:val="4F81BD" w:themeColor="accent1"/>
     </w:rPr>
   </w:style>
   <w:style w:type="paragraph" w:styleId="Heading4">

--- a/testakten/sozialrecht-orphan-drug-krebsmedikament-muenster/08_gerichtliche_beweisfragen.docx
+++ b/testakten/sozialrecht-orphan-drug-krebsmedikament-muenster/08_gerichtliche_beweisfragen.docx
@@ -3,42 +3,69 @@
 <w:document xmlns:wpc="http://schemas.microsoft.com/office/word/2010/wordprocessingCanvas" xmlns:mo="http://schemas.microsoft.com/office/mac/office/2008/main" xmlns:mc="http://schemas.openxmlformats.org/markup-compatibility/2006" xmlns:mv="urn:schemas-microsoft-com:mac:vml" xmlns:o="urn:schemas-microsoft-com:office:office" xmlns:r="http://schemas.openxmlformats.org/officeDocument/2006/relationships" xmlns:m="http://schemas.openxmlformats.org/officeDocument/2006/math" xmlns:v="urn:schemas-microsoft-com:vml" xmlns:wp14="http://schemas.microsoft.com/office/word/2010/wordprocessingDrawing" xmlns:wp="http://schemas.openxmlformats.org/drawingml/2006/wordprocessingDrawing" xmlns:w10="urn:schemas-microsoft-com:office:word" xmlns:w="http://schemas.openxmlformats.org/wordprocessingml/2006/main" xmlns:w14="http://schemas.microsoft.com/office/word/2010/wordml" xmlns:wpg="http://schemas.microsoft.com/office/word/2010/wordprocessingGroup" xmlns:wpi="http://schemas.microsoft.com/office/word/2010/wordprocessingInk" xmlns:wne="http://schemas.microsoft.com/office/word/2006/wordml" xmlns:wps="http://schemas.microsoft.com/office/word/2010/wordprocessingShape" mc:Ignorable="w14 wp14">
   <w:body>
     <w:p>
+      <w:pPr>
+        <w:spacing w:after="160" w:line="259" w:lineRule="auto"/>
+      </w:pPr>
       <w:r>
         <w:rPr>
+          <w:rFonts w:ascii="Times New Roman" w:hAnsi="Times New Roman"/>
           <w:b/>
           <w:color w:val="1F3C54"/>
-          <w:sz w:val="25"/>
+          <w:sz w:val="28"/>
         </w:rPr>
         <w:t>Möllenkamp &amp; Feldhaus Rechtsanwälte</w:t>
       </w:r>
     </w:p>
     <w:p>
       <w:pPr>
-        <w:spacing w:after="160"/>
+        <w:spacing w:after="60" w:before="120" w:line="259" w:lineRule="auto"/>
       </w:pPr>
       <w:r>
+        <w:rPr>
+          <w:rFonts w:ascii="Times New Roman" w:hAnsi="Times New Roman"/>
+          <w:b/>
+          <w:sz w:val="22"/>
+        </w:rPr>
         <w:t>Windthorststraße 16, 48143 Münster · Rechtsanwalt Dr. Jonas Möllenkamp</w:t>
       </w:r>
     </w:p>
     <w:p>
+      <w:pPr>
+        <w:spacing w:before="120" w:after="60" w:line="259" w:lineRule="auto"/>
+      </w:pPr>
       <w:r>
         <w:rPr>
+          <w:rFonts w:ascii="Times New Roman" w:hAnsi="Times New Roman"/>
+          <w:b/>
           <w:color w:val="555555"/>
-          <w:sz w:val="18"/>
+          <w:sz w:val="22"/>
         </w:rPr>
         <w:t>Unser Zeichen: 2026-233-LÜ/mö · Stand: 30. Juni 2026</w:t>
       </w:r>
     </w:p>
-    <w:p/>
+    <w:p>
+      <w:pPr>
+        <w:spacing w:line="259" w:lineRule="auto" w:after="60"/>
+      </w:pPr>
+    </w:p>
     <w:p>
       <w:pPr>
         <w:pStyle w:val="Heading1"/>
+        <w:spacing w:before="120" w:after="60" w:line="259" w:lineRule="auto"/>
       </w:pPr>
       <w:r>
+        <w:rPr>
+          <w:rFonts w:ascii="Times New Roman" w:hAnsi="Times New Roman"/>
+          <w:b/>
+          <w:sz w:val="22"/>
+        </w:rPr>
         <w:t>Beweisfragen und Vergleichsfenster im Eilverfahren</w:t>
       </w:r>
     </w:p>
     <w:p>
+      <w:pPr>
+        <w:spacing w:line="259" w:lineRule="auto" w:after="60"/>
+      </w:pPr>
       <w:r>
         <w:rPr>
           <w:b/>
@@ -47,6 +74,9 @@
       </w:r>
     </w:p>
     <w:p>
+      <w:pPr>
+        <w:spacing w:line="259" w:lineRule="auto" w:after="60"/>
+      </w:pPr>
       <w:r>
         <w:t>Dieses Arbeitspapier dient der Vorbereitung eines sozialgerichtlichen Eilverfahrens. Es ordnet die Fragen so, dass Klinik, Kasse und Gericht nicht aneinander vorbeiprüfen.</w:t>
       </w:r>
@@ -54,12 +84,21 @@
     <w:p>
       <w:pPr>
         <w:pStyle w:val="Heading2"/>
+        <w:spacing w:before="120" w:after="60" w:line="259" w:lineRule="auto"/>
       </w:pPr>
       <w:r>
+        <w:rPr>
+          <w:rFonts w:ascii="Times New Roman" w:hAnsi="Times New Roman"/>
+          <w:b/>
+          <w:sz w:val="22"/>
+        </w:rPr>
         <w:t>Medizinische Beweisfragen</w:t>
       </w:r>
     </w:p>
     <w:p>
+      <w:pPr>
+        <w:spacing w:line="259" w:lineRule="auto" w:after="60"/>
+      </w:pPr>
       <w:r>
         <w:t>Erstens ist zu klären, ob die Standardtherapien tatsächlich ausgeschöpft oder kontraindiziert sind. Zweitens ist zu beantworten, ob für Telvuranib-L im konkreten molekularen Profil eine nicht ganz fernliegende Aussicht auf spürbaren Nutzen besteht. Drittens muss die zeitliche Dringlichkeit aus Progress, Allgemeinzustand und Behandlungsfenster hergeleitet werden.</w:t>
       </w:r>
@@ -67,12 +106,16 @@
     <w:p>
       <w:pPr>
         <w:pStyle w:val="Heading2"/>
+        <w:spacing w:line="259" w:lineRule="auto" w:after="60"/>
       </w:pPr>
       <w:r>
         <w:t>Rechtliche Beweisfragen</w:t>
       </w:r>
     </w:p>
     <w:p>
+      <w:pPr>
+        <w:spacing w:line="259" w:lineRule="auto" w:after="60"/>
+      </w:pPr>
       <w:r>
         <w:t>Das Gericht wird voraussichtlich nach Schwere der Erkrankung, Alternativlosigkeit, Datenlage, Risikoabwägung und Folgenabwägung fragen. Die Antragsbegründung sollte deshalb nicht nur Kosten und Wunschtherapie betonen, sondern den konkreten medizinischen Entscheidungspfad des Tumorboards nachvollziehbar machen.</w:t>
       </w:r>
@@ -80,20 +123,25 @@
     <w:p>
       <w:pPr>
         <w:pStyle w:val="Heading2"/>
+        <w:spacing w:line="259" w:lineRule="auto" w:after="60"/>
       </w:pPr>
       <w:r>
         <w:t>Vergleichsfenster</w:t>
       </w:r>
     </w:p>
     <w:p>
+      <w:pPr>
+        <w:spacing w:line="259" w:lineRule="auto" w:after="60"/>
+      </w:pPr>
       <w:r>
         <w:t>Denkbar ist eine Kostenübernahme für zwei Zyklen mit vorher festgelegten Abbruchkriterien, Verlaufsbildgebung und erneuter Entscheidung nach Tumorboard. Diese Linie erhält der Kasse Kontrolle, verhindert aber den irreversiblen Verlust des Behandlungsfensters.</w:t>
       </w:r>
     </w:p>
     <w:sectPr>
       <w:footerReference w:type="default" r:id="rId9"/>
+      <w:headerReference w:type="default" r:id="rId10"/>
       <w:pgSz w:w="12240" w:h="15840"/>
-      <w:pgMar w:top="1134" w:right="1247" w:bottom="1020" w:left="1247" w:header="720" w:footer="720" w:gutter="0"/>
+      <w:pgMar w:top="1191" w:right="1247" w:bottom="1134" w:left="1361" w:header="720" w:footer="720" w:gutter="0"/>
       <w:cols w:space="720"/>
       <w:docGrid w:linePitch="360"/>
     </w:sectPr>
@@ -118,6 +166,28 @@
     </w:r>
   </w:p>
 </w:ftr>
+</file>
+
+<file path=word/header1.xml><?xml version="1.0" encoding="utf-8"?>
+<w:hdr xmlns:m="http://schemas.openxmlformats.org/officeDocument/2006/math" xmlns:mc="http://schemas.openxmlformats.org/markup-compatibility/2006" xmlns:mo="http://schemas.microsoft.com/office/mac/office/2008/main" xmlns:mv="urn:schemas-microsoft-com:mac:vml" xmlns:o="urn:schemas-microsoft-com:office:office" xmlns:r="http://schemas.openxmlformats.org/officeDocument/2006/relationships" xmlns:v="urn:schemas-microsoft-com:vml" xmlns:w10="urn:schemas-microsoft-com:office:word" xmlns:w14="http://schemas.microsoft.com/office/word/2010/wordml" xmlns:w="http://schemas.openxmlformats.org/wordprocessingml/2006/main" xmlns:wne="http://schemas.microsoft.com/office/word/2006/wordml" xmlns:wp14="http://schemas.microsoft.com/office/word/2010/wordprocessingDrawing" xmlns:wp="http://schemas.openxmlformats.org/drawingml/2006/wordprocessingDrawing" xmlns:wpc="http://schemas.microsoft.com/office/word/2010/wordprocessingCanvas" xmlns:wpg="http://schemas.microsoft.com/office/word/2010/wordprocessingGroup" xmlns:wpi="http://schemas.microsoft.com/office/word/2010/wordprocessingInk" xmlns:wps="http://schemas.microsoft.com/office/word/2010/wordprocessingShape" mc:Ignorable="w14 wp14">
+  <w:p>
+    <w:pPr>
+      <w:pStyle w:val="Header"/>
+      <w:jc w:val="left"/>
+    </w:pPr>
+    <w:r/>
+    <w:r>
+      <w:rPr>
+        <w:rFonts w:ascii="Times New Roman" w:hAnsi="Times New Roman"/>
+        <w:b w:val="0"/>
+        <w:i w:val="0"/>
+        <w:color w:val="666666"/>
+        <w:sz w:val="17"/>
+      </w:rPr>
+      <w:t>Kanzlei Ahlers und Brinkmann | Sozialrechtliche Leistungsakte | Bearbeitungsstand Juli 2026</w:t>
+    </w:r>
+  </w:p>
+</w:hdr>
 </file>
 
 <file path=word/numbering.xml><?xml version="1.0" encoding="utf-8"?>
@@ -487,8 +557,8 @@
       <w:spacing w:after="100" w:line="259" w:lineRule="auto"/>
     </w:pPr>
     <w:rPr>
-      <w:rFonts w:ascii="Arial" w:hAnsi="Arial" w:eastAsia="Arial"/>
-      <w:sz w:val="21"/>
+      <w:rFonts w:ascii="Times New Roman" w:hAnsi="Times New Roman" w:eastAsia="Arial"/>
+      <w:sz w:val="22"/>
     </w:rPr>
   </w:style>
   <w:style w:type="paragraph" w:styleId="Header">
@@ -550,11 +620,11 @@
       <w:outlineLvl w:val="0"/>
     </w:pPr>
     <w:rPr>
-      <w:rFonts w:asciiTheme="majorHAnsi" w:eastAsiaTheme="majorEastAsia" w:hAnsiTheme="majorHAnsi" w:cstheme="majorBidi" w:ascii="Arial" w:hAnsi="Arial" w:eastAsia="Arial"/>
+      <w:rFonts w:asciiTheme="majorHAnsi" w:eastAsiaTheme="majorEastAsia" w:hAnsiTheme="majorHAnsi" w:cstheme="majorBidi" w:ascii="Times New Roman" w:hAnsi="Times New Roman" w:eastAsia="Arial"/>
       <w:b/>
       <w:bCs/>
       <w:color w:val="1F3C54"/>
-      <w:sz w:val="30"/>
+      <w:sz w:val="28"/>
       <w:szCs w:val="28"/>
     </w:rPr>
   </w:style>
@@ -574,7 +644,7 @@
       <w:outlineLvl w:val="1"/>
     </w:pPr>
     <w:rPr>
-      <w:rFonts w:asciiTheme="majorHAnsi" w:eastAsiaTheme="majorEastAsia" w:hAnsiTheme="majorHAnsi" w:cstheme="majorBidi" w:ascii="Arial" w:hAnsi="Arial" w:eastAsia="Arial"/>
+      <w:rFonts w:asciiTheme="majorHAnsi" w:eastAsiaTheme="majorEastAsia" w:hAnsiTheme="majorHAnsi" w:cstheme="majorBidi" w:ascii="Times New Roman" w:hAnsi="Times New Roman" w:eastAsia="Arial"/>
       <w:b/>
       <w:bCs/>
       <w:color w:val="1F3C54"/>
@@ -839,11 +909,12 @@
       <w:contextualSpacing/>
     </w:pPr>
     <w:rPr>
-      <w:rFonts w:asciiTheme="majorHAnsi" w:eastAsiaTheme="majorEastAsia" w:hAnsiTheme="majorHAnsi" w:cstheme="majorBidi"/>
+      <w:rFonts w:asciiTheme="majorHAnsi" w:eastAsiaTheme="majorEastAsia" w:hAnsiTheme="majorHAnsi" w:cstheme="majorBidi" w:ascii="Times New Roman" w:hAnsi="Times New Roman"/>
+      <w:b/>
       <w:color w:val="17365D" w:themeColor="text2" w:themeShade="BF"/>
       <w:spacing w:val="5"/>
       <w:kern w:val="28"/>
-      <w:sz w:val="52"/>
+      <w:sz w:val="30"/>
       <w:szCs w:val="52"/>
     </w:rPr>
   </w:style>

--- a/testakten/sozialrecht-orphan-drug-krebsmedikament-muenster/08_gerichtliche_beweisfragen.docx
+++ b/testakten/sozialrecht-orphan-drug-krebsmedikament-muenster/08_gerichtliche_beweisfragen.docx
@@ -140,7 +140,7 @@
     <w:sectPr>
       <w:footerReference w:type="default" r:id="rId9"/>
       <w:headerReference w:type="default" r:id="rId10"/>
-      <w:pgSz w:w="12240" w:h="15840"/>
+      <w:pgSz w:w="11906" w:h="16838"/>
       <w:pgMar w:top="1191" w:right="1247" w:bottom="1134" w:left="1361" w:header="720" w:footer="720" w:gutter="0"/>
       <w:cols w:space="720"/>
       <w:docGrid w:linePitch="360"/>
